--- a/deliverables/V4-V11_SYNC/SHARED/V4-V11_DECISIONS_REQUIRED.docx
+++ b/deliverables/V4-V11_SYNC/SHARED/V4-V11_DECISIONS_REQUIRED.docx
@@ -68,7 +68,7 @@
         <w:rPr>
           <w:sz w:val="21"/>
         </w:rPr>
-        <w:t>Wednesday, September 16, 2026 | 1:46 PM CT</w:t>
+        <w:t>Wednesday, September 16, 2026 | 3:16 PM CT</w:t>
       </w:r>
     </w:p>
     <w:p>
@@ -87,7 +87,7 @@
         <w:rPr>
           <w:sz w:val="21"/>
         </w:rPr>
-        <w:t>2</w:t>
+        <w:t>3</w:t>
       </w:r>
     </w:p>
     <w:p>
@@ -103,7 +103,7 @@
           <w:color w:val="112345"/>
           <w:sz w:val="26"/>
         </w:rPr>
-        <w:t>1. V4 NUMERICAL OPENING. RELEASE PENDING.</w:t>
+        <w:t>1. V4 OPENING. RESOLVED, FOR THE RECORD.</w:t>
       </w:r>
     </w:p>
     <w:p>
@@ -112,16 +112,29 @@
       </w:pPr>
       <w:r>
         <w:rPr>
-          <w:b/>
+          <w:b w:val="0"/>
           <w:i w:val="0"/>
-          <w:sz w:val="22"/>
+          <w:sz w:val="21"/>
         </w:rPr>
-        <w:t>The spoken opening is: “AI can do in 30 seconds what used to take someone three hours.”</w:t>
+        <w:t>The earlier opening asserted a measured comparison that nothing in this workspace supports. Your approved replacement is now in the master, word for word:</w:t>
       </w:r>
     </w:p>
     <w:p>
       <w:pPr>
-        <w:spacing w:before="120" w:after="160"/>
+        <w:spacing w:before="80" w:after="80"/>
+      </w:pPr>
+      <w:r>
+        <w:rPr>
+          <w:b/>
+          <w:i w:val="0"/>
+          <w:sz w:val="24"/>
+        </w:rPr>
+        <w:t>“Imagine a task that takes someone hours. Now imagine AI produces a first draft in seconds. That sounds like progress. But those hours were not always wasted.”</w:t>
+      </w:r>
+    </w:p>
+    <w:p>
+      <w:pPr>
+        <w:spacing w:before="0" w:after="160"/>
       </w:pPr>
       <w:r>
         <w:rPr>
@@ -129,26 +142,7 @@
           <w:i w:val="0"/>
           <w:sz w:val="21"/>
         </w:rPr>
-        <w:t>I searched this workspace for direct support of that specific comparison. There is none. V4's own evidence note, written for the accepted sprint package, states plainly that the video cites no employer, posting or research corpus. No study, benchmark or measurement in any available source supports a 30-second against three-hour comparison, and I did not look for an unrelated study to press into service as retroactive support.</w:t>
-      </w:r>
-    </w:p>
-    <w:p>
-      <w:pPr>
-        <w:spacing w:before="200" w:after="200"/>
-        <w:ind w:left="216"/>
-        <w:pBdr>
-          <w:left w:val="single" w:sz="18" w:color="9B2C10" w:space="8"/>
-        </w:pBdr>
-        <w:keepNext w:val="1"/>
-        <w:keepLines w:val="1"/>
-      </w:pPr>
-      <w:r>
-        <w:rPr>
-          <w:b/>
-          <w:color w:val="9B2C10"/>
-          <w:sz w:val="21"/>
-        </w:rPr>
-        <w:t>The master was NOT changed. V4 is marked RELEASE PENDING in its publishing checklist, its open-issues file and its evidence notes.</w:t>
+        <w:t>It is explicitly hypothetical. Nothing in this package presents it as a benchmark and no figure is attached to it. The release hold that stood on this item is lifted.</w:t>
       </w:r>
     </w:p>
     <w:p>
@@ -164,62 +158,7 @@
           <w:color w:val="8A6D1E"/>
           <w:sz w:val="17"/>
         </w:rPr>
-        <w:t>ONE MINIMAL, EXPLICITLY HYPOTHETICAL REPLACEMENT, FOR APPROVAL</w:t>
-      </w:r>
-    </w:p>
-    <w:p>
-      <w:pPr>
-        <w:spacing w:before="0" w:after="160"/>
-      </w:pPr>
-      <w:r>
-        <w:rPr>
-          <w:b w:val="0"/>
-          <w:i w:val="0"/>
-          <w:sz w:val="21"/>
-        </w:rPr>
-        <w:t>Replace the first sentence only:</w:t>
-      </w:r>
-    </w:p>
-    <w:p>
-      <w:pPr>
-        <w:spacing w:before="80" w:after="80"/>
-      </w:pPr>
-      <w:r>
-        <w:rPr>
-          <w:b/>
-          <w:i w:val="0"/>
-          <w:sz w:val="24"/>
-        </w:rPr>
-        <w:t>“A task that used to take someone hours can now come back in seconds.”</w:t>
-      </w:r>
-    </w:p>
-    <w:p>
-      <w:pPr>
-        <w:spacing w:before="0" w:after="160"/>
-      </w:pPr>
-      <w:r>
-        <w:rPr>
-          <w:b w:val="0"/>
-          <w:i w:val="0"/>
-          <w:sz w:val="21"/>
-        </w:rPr>
-        <w:t>It keeps the contrast the hook needs and the rhythm of the line, drops the two specific figures, and claims nothing measurable. The following sentences already work with it: “That sounds like progress. But those three hours were not always wasted.” would become “That sounds like progress. But those hours were not always wasted.”</w:t>
-      </w:r>
-    </w:p>
-    <w:p>
-      <w:pPr>
-        <w:spacing w:before="200" w:after="60"/>
-        <w:keepNext w:val="1"/>
-        <w:keepLines w:val="1"/>
-      </w:pPr>
-      <w:r>
-        <w:rPr>
-          <w:b/>
-          <w:i w:val="0"/>
-          <w:color w:val="8A6D1E"/>
-          <w:sz w:val="17"/>
-        </w:rPr>
-        <w:t>EVERYTHING THAT DEPENDS ON THIS DECISION</w:t>
+        <w:t>WHAT DEPENDED ON IT, CHECKED RATHER THAN ASSUMED</w:t>
       </w:r>
     </w:p>
     <w:tbl>
@@ -282,7 +221,7 @@
                 <w:color w:val="112345"/>
                 <w:sz w:val="17"/>
               </w:rPr>
-              <w:t>WHAT CHANGES IF YOU APPROVE</w:t>
+              <w:t>EFFECT</w:t>
             </w:r>
           </w:p>
         </w:tc>
@@ -322,7 +261,7 @@
                 <w:i w:val="0"/>
                 <w:sz w:val="17"/>
               </w:rPr>
-              <w:t>Two sentences in the V4 hook. Nothing else.</w:t>
+              <w:t>The first hook paragraph only.</w:t>
             </w:r>
           </w:p>
         </w:tc>
@@ -362,7 +301,7 @@
                 <w:i w:val="0"/>
                 <w:sz w:val="17"/>
               </w:rPr>
-              <w:t>Block 01 regenerates from the corrected master.</w:t>
+              <w:t>Regenerated from the corrected master.</w:t>
             </w:r>
           </w:p>
         </w:tc>
@@ -402,7 +341,7 @@
                 <w:i w:val="0"/>
                 <w:sz w:val="17"/>
               </w:rPr>
-              <w:t>V4 drops by roughly three words. Recounted on rebuild.</w:t>
+              <w:t>V4 is now 1,036 spoken words, recounted.</w:t>
             </w:r>
           </w:p>
         </w:tc>
@@ -442,7 +381,7 @@
                 <w:i w:val="0"/>
                 <w:sz w:val="17"/>
               </w:rPr>
-              <w:t>None. No card carries the comparison; that was deliberate.</w:t>
+              <w:t>None. No card carried the comparison.</w:t>
             </w:r>
           </w:p>
         </w:tc>
@@ -482,7 +421,7 @@
                 <w:i w:val="0"/>
                 <w:sz w:val="17"/>
               </w:rPr>
-              <w:t>None. All three V4 candidates were built to avoid the comparison for exactly this reason.</w:t>
+              <w:t>V4 Short 1 now opens on the approved hypothetical, which is why the earlier report that no Short was affected no longer holds.</w:t>
             </w:r>
           </w:p>
         </w:tc>
@@ -503,7 +442,7 @@
                 <w:i w:val="0"/>
                 <w:sz w:val="17"/>
               </w:rPr>
-              <w:t>Cues and accents</w:t>
+              <w:t>Riverside triggers</w:t>
             </w:r>
           </w:p>
         </w:tc>
@@ -522,7 +461,7 @@
                 <w:i w:val="0"/>
                 <w:sz w:val="17"/>
               </w:rPr>
-              <w:t>The opening beat's exact trigger changes to the new first sentence. S1 and the camera beats are unaffected.</w:t>
+              <w:t>Two quoted the old wording and were re-pointed: the opening beat and S1's anchor, which contained “those three hours”. The Riverside prompt marks both as re-pointed rather than changing them silently.</w:t>
             </w:r>
           </w:p>
         </w:tc>
@@ -562,7 +501,7 @@
                 <w:i w:val="0"/>
                 <w:sz w:val="17"/>
               </w:rPr>
-              <w:t>None. The approved description does not use the figures.</w:t>
+              <w:t>None. It never used the figures.</w:t>
             </w:r>
           </w:p>
         </w:tc>
@@ -575,7 +514,23 @@
     </w:p>
     <w:p>
       <w:pPr>
-        <w:spacing w:before="120" w:after="160"/>
+        <w:spacing w:before="320" w:after="120"/>
+        <w:keepNext w:val="1"/>
+        <w:keepLines w:val="1"/>
+      </w:pPr>
+      <w:r>
+        <w:rPr>
+          <w:b/>
+          <w:i w:val="0"/>
+          <w:color w:val="112345"/>
+          <w:sz w:val="26"/>
+        </w:rPr>
+        <w:t>2. WATCH NEXT AVAILABILITY. STILL OPEN, STILL YOURS.</w:t>
+      </w:r>
+    </w:p>
+    <w:p>
+      <w:pPr>
+        <w:spacing w:before="0" w:after="160"/>
       </w:pPr>
       <w:r>
         <w:rPr>
@@ -583,7 +538,7 @@
           <w:i w:val="0"/>
           <w:sz w:val="21"/>
         </w:rPr>
-        <w:t>If you would rather substantiate the original line instead, supply the source and I will record it with its limits and lift the release hold without changing a word.</w:t>
+        <w:t>V10 points to V11 and V11 points to public V5. V11 is not published, so V10's destination cannot be live on V10's launch day unless the two publish together. Both remain flagged PENDING LIVE AVAILABILITY. No route was substituted and no publication schedule is assumed or recommended here. This is a scheduling decision, not a script change, and the exact destinations must be confirmed live before upload.</w:t>
       </w:r>
     </w:p>
     <w:p>
@@ -599,7 +554,7 @@
           <w:color w:val="112345"/>
           <w:sz w:val="26"/>
         </w:rPr>
-        <w:t>2. WATCH NEXT AVAILABILITY</w:t>
+        <w:t>3. ONE CARD LABEL, FOR YOU TO SETTLE.</w:t>
       </w:r>
     </w:p>
     <w:p>
@@ -612,7 +567,7 @@
           <w:i w:val="0"/>
           <w:sz w:val="21"/>
         </w:rPr>
-        <w:t>V10 points to V11 and V11 points to public V5. V11 is not published, so V10's destination cannot be live on V10's launch day unless the two publish together. Both are flagged PENDING LIVE AVAILABILITY rather than substituted. This needs a scheduling decision, not a script change.</w:t>
+        <w:t>NEW_V6_FS_19_FOUR_THINGS is re-cued to TAKEAWAY VALUE, where its WHAT YOU GET framing belongs and where it no longer competes with the three-questions card. Its four sub-labels read WHAT MAY TRAVEL, WHAT MAY NOT, WHAT YOU CAN PROVE and WHAT YOU WOULD STILL NEED TO LEARN. Those are not V6's four things, which are PROBLEM, AUTHORITY, PROOF and REAL GAP. I did not redesign the card in this pass. Tell me whether to re-label it or drop the sub-labels and I will do only that.</w:t>
       </w:r>
     </w:p>
     <w:sectPr>
@@ -639,7 +594,7 @@
         <w:color w:val="5A6B82"/>
         <w:sz w:val="16"/>
       </w:rPr>
-      <w:t>These are the only two items that need you. Everything else in this pass is complete.</w:t>
+      <w:t>Two of these three need you. Everything else in this pass is complete, and the remaining release checks are listed separately because they need the finished export, not a decision.</w:t>
     </w:r>
   </w:p>
 </w:ftr>

--- a/deliverables/V4-V11_SYNC/SHARED/V4-V11_DECISIONS_REQUIRED.docx
+++ b/deliverables/V4-V11_SYNC/SHARED/V4-V11_DECISIONS_REQUIRED.docx
@@ -68,7 +68,7 @@
         <w:rPr>
           <w:sz w:val="21"/>
         </w:rPr>
-        <w:t>Wednesday, September 16, 2026 | 3:16 PM CT</w:t>
+        <w:t>Wednesday, September 16, 2026 | 3:21 PM CT</w:t>
       </w:r>
     </w:p>
     <w:p>

--- a/deliverables/V4-V11_SYNC/SHARED/V4-V11_DECISIONS_REQUIRED.docx
+++ b/deliverables/V4-V11_SYNC/SHARED/V4-V11_DECISIONS_REQUIRED.docx
@@ -68,7 +68,7 @@
         <w:rPr>
           <w:sz w:val="21"/>
         </w:rPr>
-        <w:t>Wednesday, September 16, 2026 | 3:21 PM CT</w:t>
+        <w:t>Thursday, September 17, 2026 | 8:55 AM CT</w:t>
       </w:r>
     </w:p>
     <w:p>

--- a/deliverables/V4-V11_SYNC/SHARED/V4-V11_DECISIONS_REQUIRED.docx
+++ b/deliverables/V4-V11_SYNC/SHARED/V4-V11_DECISIONS_REQUIRED.docx
@@ -68,7 +68,7 @@
         <w:rPr>
           <w:sz w:val="21"/>
         </w:rPr>
-        <w:t>Thursday, September 17, 2026 | 8:55 AM CT</w:t>
+        <w:t>Thursday, September 17, 2026 | 12:57 PM CT</w:t>
       </w:r>
     </w:p>
     <w:p>
@@ -87,7 +87,7 @@
         <w:rPr>
           <w:sz w:val="21"/>
         </w:rPr>
-        <w:t>3</w:t>
+        <w:t>2</w:t>
       </w:r>
     </w:p>
     <w:p>
@@ -541,35 +541,6 @@
         <w:t>V10 points to V11 and V11 points to public V5. V11 is not published, so V10's destination cannot be live on V10's launch day unless the two publish together. Both remain flagged PENDING LIVE AVAILABILITY. No route was substituted and no publication schedule is assumed or recommended here. This is a scheduling decision, not a script change, and the exact destinations must be confirmed live before upload.</w:t>
       </w:r>
     </w:p>
-    <w:p>
-      <w:pPr>
-        <w:spacing w:before="320" w:after="120"/>
-        <w:keepNext w:val="1"/>
-        <w:keepLines w:val="1"/>
-      </w:pPr>
-      <w:r>
-        <w:rPr>
-          <w:b/>
-          <w:i w:val="0"/>
-          <w:color w:val="112345"/>
-          <w:sz w:val="26"/>
-        </w:rPr>
-        <w:t>3. ONE CARD LABEL, FOR YOU TO SETTLE.</w:t>
-      </w:r>
-    </w:p>
-    <w:p>
-      <w:pPr>
-        <w:spacing w:before="0" w:after="160"/>
-      </w:pPr>
-      <w:r>
-        <w:rPr>
-          <w:b w:val="0"/>
-          <w:i w:val="0"/>
-          <w:sz w:val="21"/>
-        </w:rPr>
-        <w:t>NEW_V6_FS_19_FOUR_THINGS is re-cued to TAKEAWAY VALUE, where its WHAT YOU GET framing belongs and where it no longer competes with the three-questions card. Its four sub-labels read WHAT MAY TRAVEL, WHAT MAY NOT, WHAT YOU CAN PROVE and WHAT YOU WOULD STILL NEED TO LEARN. Those are not V6's four things, which are PROBLEM, AUTHORITY, PROOF and REAL GAP. I did not redesign the card in this pass. Tell me whether to re-label it or drop the sub-labels and I will do only that.</w:t>
-      </w:r>
-    </w:p>
     <w:sectPr>
       <w:footerReference w:type="default" r:id="rId9"/>
       <w:pgSz w:w="12240" w:h="15840"/>
@@ -594,7 +565,7 @@
         <w:color w:val="5A6B82"/>
         <w:sz w:val="16"/>
       </w:rPr>
-      <w:t>Two of these three need you. Everything else in this pass is complete, and the remaining release checks are listed separately because they need the finished export, not a decision.</w:t>
+      <w:t>One of these two needs you: the Watch Next scheduling. Everything else in this pass is complete, and the remaining release checks are listed separately because they need the finished export or a live check, not a decision.</w:t>
     </w:r>
   </w:p>
 </w:ftr>

--- a/deliverables/V4-V11_SYNC/SHARED/V4-V11_DECISIONS_REQUIRED.docx
+++ b/deliverables/V4-V11_SYNC/SHARED/V4-V11_DECISIONS_REQUIRED.docx
@@ -68,7 +68,7 @@
         <w:rPr>
           <w:sz w:val="21"/>
         </w:rPr>
-        <w:t>Thursday, September 17, 2026 | 12:57 PM CT</w:t>
+        <w:t>Saturday, September 19, 2026 | 6:36 AM CT</w:t>
       </w:r>
     </w:p>
     <w:p>

--- a/deliverables/V4-V11_SYNC/SHARED/V4-V11_DECISIONS_REQUIRED.docx
+++ b/deliverables/V4-V11_SYNC/SHARED/V4-V11_DECISIONS_REQUIRED.docx
@@ -68,7 +68,7 @@
         <w:rPr>
           <w:sz w:val="21"/>
         </w:rPr>
-        <w:t>Saturday, September 19, 2026 | 6:36 AM CT</w:t>
+        <w:t>Saturday, September 19, 2026 | 7:08 AM CT</w:t>
       </w:r>
     </w:p>
     <w:p>
